--- a/Memoria_Oscilador.docx
+++ b/Memoria_Oscilador.docx
@@ -581,21 +581,7 @@
                 <w:rStyle w:val="Hipervnculo"/>
                 <w:rFonts w:ascii="Times New Roman" w:hAnsi="Times New Roman" w:cs="Times New Roman"/>
               </w:rPr>
-              <w:t>Pregu</w:t>
-            </w:r>
-            <w:r>
-              <w:rPr>
-                <w:rStyle w:val="Hipervnculo"/>
-                <w:rFonts w:ascii="Times New Roman" w:hAnsi="Times New Roman" w:cs="Times New Roman"/>
-              </w:rPr>
-              <w:t>n</w:t>
-            </w:r>
-            <w:r>
-              <w:rPr>
-                <w:rStyle w:val="Hipervnculo"/>
-                <w:rFonts w:ascii="Times New Roman" w:hAnsi="Times New Roman" w:cs="Times New Roman"/>
-              </w:rPr>
-              <w:t>tas</w:t>
+              <w:t>Preguntas</w:t>
             </w:r>
           </w:hyperlink>
         </w:p>
@@ -640,6 +626,7 @@
       <w:r>
         <w:rPr>
           <w:rFonts w:ascii="Times New Roman" w:hAnsi="Times New Roman" w:cs="Times New Roman"/>
+          <w:noProof/>
           <w:sz w:val="36"/>
           <w:szCs w:val="36"/>
         </w:rPr>
@@ -690,15 +677,13 @@
       </w:pPr>
       <w:r>
         <w:rPr>
-          <w:rFonts w:ascii="Times New Roman" w:hAnsi="Times New Roman" w:cs="Times New Roman"/>
-          <w:sz w:val="36"/>
-          <w:szCs w:val="36"/>
+          <w:noProof/>
         </w:rPr>
         <w:drawing>
-          <wp:inline distT="0" distB="0" distL="0" distR="0" wp14:anchorId="4A878917" wp14:editId="33876120">
-            <wp:extent cx="3249637" cy="3335454"/>
-            <wp:effectExtent l="0" t="0" r="8255" b="0"/>
-            <wp:docPr id="816118577" name="Imagen 1"/>
+          <wp:inline distT="0" distB="0" distL="0" distR="0" wp14:anchorId="48AFB6DB" wp14:editId="29DC5FE9">
+            <wp:extent cx="4048140" cy="2605775"/>
+            <wp:effectExtent l="0" t="0" r="0" b="4445"/>
+            <wp:docPr id="1770385993" name="Imagen 1"/>
             <wp:cNvGraphicFramePr>
               <a:graphicFrameLocks xmlns:a="http://schemas.openxmlformats.org/drawingml/2006/main" noChangeAspect="1"/>
             </wp:cNvGraphicFramePr>
@@ -706,7 +691,7 @@
               <a:graphicData uri="http://schemas.openxmlformats.org/drawingml/2006/picture">
                 <pic:pic xmlns:pic="http://schemas.openxmlformats.org/drawingml/2006/picture">
                   <pic:nvPicPr>
-                    <pic:cNvPr id="816118577" name=""/>
+                    <pic:cNvPr id="1770385993" name=""/>
                     <pic:cNvPicPr/>
                   </pic:nvPicPr>
                   <pic:blipFill>
@@ -718,7 +703,7 @@
                   <pic:spPr>
                     <a:xfrm>
                       <a:off x="0" y="0"/>
-                      <a:ext cx="3263211" cy="3349387"/>
+                      <a:ext cx="4073047" cy="2621807"/>
                     </a:xfrm>
                     <a:prstGeom prst="rect">
                       <a:avLst/>
@@ -735,129 +720,179 @@
       <w:pPr>
         <w:rPr>
           <w:rFonts w:ascii="Times New Roman" w:hAnsi="Times New Roman" w:cs="Times New Roman"/>
-        </w:rPr>
-      </w:pPr>
-      <w:r>
-        <w:rPr>
-          <w:rFonts w:ascii="Times New Roman" w:hAnsi="Times New Roman" w:cs="Times New Roman"/>
-        </w:rPr>
-        <w:t xml:space="preserve">Gracias a las gráficas podemos concluir que con c=0, se trata de un oscilador sin amortiguamiento, con c = 1000 y c = 2500 se trata de un oscilador </w:t>
-      </w:r>
-      <w:proofErr w:type="spellStart"/>
-      <w:r>
-        <w:rPr>
-          <w:rFonts w:ascii="Times New Roman" w:hAnsi="Times New Roman" w:cs="Times New Roman"/>
-        </w:rPr>
-        <w:t>subamortiguado</w:t>
-      </w:r>
-      <w:proofErr w:type="spellEnd"/>
-      <w:r>
-        <w:rPr>
-          <w:rFonts w:ascii="Times New Roman" w:hAnsi="Times New Roman" w:cs="Times New Roman"/>
-        </w:rPr>
-        <w:t xml:space="preserve">, con c=5000 se trata de un oscilador crítico, y con c=10000 se trata de un oscilador </w:t>
-      </w:r>
-      <w:proofErr w:type="spellStart"/>
-      <w:r>
-        <w:rPr>
-          <w:rFonts w:ascii="Times New Roman" w:hAnsi="Times New Roman" w:cs="Times New Roman"/>
-        </w:rPr>
-        <w:t>sobreamortiguado</w:t>
-      </w:r>
-      <w:proofErr w:type="spellEnd"/>
-      <w:r>
-        <w:rPr>
-          <w:rFonts w:ascii="Times New Roman" w:hAnsi="Times New Roman" w:cs="Times New Roman"/>
-        </w:rPr>
-        <w:t>.</w:t>
-      </w:r>
-    </w:p>
-    <w:p>
-      <w:pPr>
-        <w:rPr>
-          <w:rFonts w:ascii="Times New Roman" w:hAnsi="Times New Roman" w:cs="Times New Roman"/>
-        </w:rPr>
-      </w:pPr>
-      <w:r>
-        <w:rPr>
-          <w:rFonts w:ascii="Times New Roman" w:hAnsi="Times New Roman" w:cs="Times New Roman"/>
-        </w:rPr>
-        <w:t>En c=0, el oscilador tarda entre 0,156 y 0,157 segundos en llegar a |x| = 1mm</w:t>
-      </w:r>
-    </w:p>
-    <w:p>
-      <w:pPr>
-        <w:rPr>
-          <w:rFonts w:ascii="Times New Roman" w:hAnsi="Times New Roman" w:cs="Times New Roman"/>
-        </w:rPr>
-      </w:pPr>
-      <w:r>
-        <w:rPr>
-          <w:rFonts w:ascii="Times New Roman" w:hAnsi="Times New Roman" w:cs="Times New Roman"/>
-        </w:rPr>
-        <w:t>En c=1000, tarda entre 0,18 y 0,181 segundos</w:t>
-      </w:r>
-    </w:p>
-    <w:p>
-      <w:pPr>
-        <w:rPr>
-          <w:rFonts w:ascii="Times New Roman" w:hAnsi="Times New Roman" w:cs="Times New Roman"/>
-        </w:rPr>
-      </w:pPr>
-      <w:r>
-        <w:rPr>
-          <w:rFonts w:ascii="Times New Roman" w:hAnsi="Times New Roman" w:cs="Times New Roman"/>
-        </w:rPr>
-        <w:t>En c=2500, tarda entre 0,241 y 0,242 segundos</w:t>
-      </w:r>
-    </w:p>
-    <w:p>
-      <w:pPr>
-        <w:rPr>
-          <w:rFonts w:ascii="Times New Roman" w:hAnsi="Times New Roman" w:cs="Times New Roman"/>
-        </w:rPr>
-      </w:pPr>
-      <w:r>
-        <w:rPr>
-          <w:rFonts w:ascii="Times New Roman" w:hAnsi="Times New Roman" w:cs="Times New Roman"/>
-        </w:rPr>
-        <w:t>En c=5000 tarda exactamente 0,853 segundos</w:t>
-      </w:r>
-    </w:p>
-    <w:p>
-      <w:pPr>
-        <w:rPr>
-          <w:rFonts w:ascii="Times New Roman" w:hAnsi="Times New Roman" w:cs="Times New Roman"/>
-        </w:rPr>
-      </w:pPr>
-      <w:r>
-        <w:rPr>
-          <w:rFonts w:ascii="Times New Roman" w:hAnsi="Times New Roman" w:cs="Times New Roman"/>
-        </w:rPr>
-        <w:t>En c=10000 tarda exactamente 2,348 segundos</w:t>
-      </w:r>
-      <w:r>
-        <w:rPr>
-          <w:rFonts w:ascii="Times New Roman" w:hAnsi="Times New Roman" w:cs="Times New Roman"/>
-        </w:rPr>
-        <w:br w:type="page"/>
-      </w:r>
-    </w:p>
-    <w:p>
-      <w:pPr>
-        <w:rPr>
-          <w:rFonts w:ascii="Times New Roman" w:hAnsi="Times New Roman" w:cs="Times New Roman"/>
           <w:sz w:val="36"/>
           <w:szCs w:val="36"/>
         </w:rPr>
       </w:pPr>
-      <w:bookmarkStart w:id="1" w:name="Comparación"/>
-      <w:r>
+      <w:r>
+        <w:rPr>
+          <w:noProof/>
+        </w:rPr>
+        <w:drawing>
+          <wp:inline distT="0" distB="0" distL="0" distR="0" wp14:anchorId="07C3DDDB" wp14:editId="7AA23DCF">
+            <wp:extent cx="4131603" cy="2711486"/>
+            <wp:effectExtent l="0" t="0" r="2540" b="0"/>
+            <wp:docPr id="740668990" name="Imagen 1"/>
+            <wp:cNvGraphicFramePr>
+              <a:graphicFrameLocks xmlns:a="http://schemas.openxmlformats.org/drawingml/2006/main" noChangeAspect="1"/>
+            </wp:cNvGraphicFramePr>
+            <a:graphic xmlns:a="http://schemas.openxmlformats.org/drawingml/2006/main">
+              <a:graphicData uri="http://schemas.openxmlformats.org/drawingml/2006/picture">
+                <pic:pic xmlns:pic="http://schemas.openxmlformats.org/drawingml/2006/picture">
+                  <pic:nvPicPr>
+                    <pic:cNvPr id="740668990" name=""/>
+                    <pic:cNvPicPr/>
+                  </pic:nvPicPr>
+                  <pic:blipFill>
+                    <a:blip r:embed="rId11"/>
+                    <a:stretch>
+                      <a:fillRect/>
+                    </a:stretch>
+                  </pic:blipFill>
+                  <pic:spPr>
+                    <a:xfrm>
+                      <a:off x="0" y="0"/>
+                      <a:ext cx="4154679" cy="2726630"/>
+                    </a:xfrm>
+                    <a:prstGeom prst="rect">
+                      <a:avLst/>
+                    </a:prstGeom>
+                  </pic:spPr>
+                </pic:pic>
+              </a:graphicData>
+            </a:graphic>
+          </wp:inline>
+        </w:drawing>
+      </w:r>
+    </w:p>
+    <w:p>
+      <w:pPr>
+        <w:rPr>
+          <w:rFonts w:ascii="Times New Roman" w:hAnsi="Times New Roman" w:cs="Times New Roman"/>
+        </w:rPr>
+      </w:pPr>
+      <w:r>
+        <w:rPr>
+          <w:rFonts w:ascii="Times New Roman" w:hAnsi="Times New Roman" w:cs="Times New Roman"/>
+        </w:rPr>
+        <w:lastRenderedPageBreak/>
+        <w:t xml:space="preserve">Gracias a las gráficas podemos concluir que con c=0, se trata de un oscilador sin amortiguamiento, con c = 1000 y c = 2500 se trata de un oscilador </w:t>
+      </w:r>
+      <w:proofErr w:type="spellStart"/>
+      <w:r>
+        <w:rPr>
+          <w:rFonts w:ascii="Times New Roman" w:hAnsi="Times New Roman" w:cs="Times New Roman"/>
+        </w:rPr>
+        <w:t>subamortiguado</w:t>
+      </w:r>
+      <w:proofErr w:type="spellEnd"/>
+      <w:r>
+        <w:rPr>
+          <w:rFonts w:ascii="Times New Roman" w:hAnsi="Times New Roman" w:cs="Times New Roman"/>
+        </w:rPr>
+        <w:t xml:space="preserve">, con c=5000 se trata de un oscilador crítico, y con c=10000 se trata de un oscilador </w:t>
+      </w:r>
+      <w:proofErr w:type="spellStart"/>
+      <w:r>
+        <w:rPr>
+          <w:rFonts w:ascii="Times New Roman" w:hAnsi="Times New Roman" w:cs="Times New Roman"/>
+        </w:rPr>
+        <w:t>sobreamortiguado</w:t>
+      </w:r>
+      <w:proofErr w:type="spellEnd"/>
+      <w:r>
+        <w:rPr>
+          <w:rFonts w:ascii="Times New Roman" w:hAnsi="Times New Roman" w:cs="Times New Roman"/>
+        </w:rPr>
+        <w:t>.</w:t>
+      </w:r>
+    </w:p>
+    <w:p>
+      <w:pPr>
+        <w:rPr>
+          <w:rFonts w:ascii="Times New Roman" w:hAnsi="Times New Roman" w:cs="Times New Roman"/>
+        </w:rPr>
+      </w:pPr>
+      <w:r>
+        <w:rPr>
+          <w:rFonts w:ascii="Times New Roman" w:hAnsi="Times New Roman" w:cs="Times New Roman"/>
+        </w:rPr>
+        <w:t>En c=0, el oscilador tarda entre 0,156 y 0,157 segundos en llegar a |x| = 1mm</w:t>
+      </w:r>
+    </w:p>
+    <w:p>
+      <w:pPr>
+        <w:rPr>
+          <w:rFonts w:ascii="Times New Roman" w:hAnsi="Times New Roman" w:cs="Times New Roman"/>
+        </w:rPr>
+      </w:pPr>
+      <w:r>
+        <w:rPr>
+          <w:rFonts w:ascii="Times New Roman" w:hAnsi="Times New Roman" w:cs="Times New Roman"/>
+        </w:rPr>
+        <w:t>En c=1000, tarda entre 0,18 y 0,181 segundos</w:t>
+      </w:r>
+    </w:p>
+    <w:p>
+      <w:pPr>
+        <w:rPr>
+          <w:rFonts w:ascii="Times New Roman" w:hAnsi="Times New Roman" w:cs="Times New Roman"/>
+        </w:rPr>
+      </w:pPr>
+      <w:r>
+        <w:rPr>
+          <w:rFonts w:ascii="Times New Roman" w:hAnsi="Times New Roman" w:cs="Times New Roman"/>
+        </w:rPr>
+        <w:t>En c=2500, tarda entre 0,241 y 0,242 segundos</w:t>
+      </w:r>
+    </w:p>
+    <w:p>
+      <w:pPr>
+        <w:rPr>
+          <w:rFonts w:ascii="Times New Roman" w:hAnsi="Times New Roman" w:cs="Times New Roman"/>
+        </w:rPr>
+      </w:pPr>
+      <w:r>
+        <w:rPr>
+          <w:rFonts w:ascii="Times New Roman" w:hAnsi="Times New Roman" w:cs="Times New Roman"/>
+        </w:rPr>
+        <w:t>En c=5000 tarda exactamente 0,853 segundos</w:t>
+      </w:r>
+    </w:p>
+    <w:p>
+      <w:pPr>
+        <w:rPr>
+          <w:rFonts w:ascii="Times New Roman" w:hAnsi="Times New Roman" w:cs="Times New Roman"/>
+        </w:rPr>
+      </w:pPr>
+      <w:r>
+        <w:rPr>
+          <w:rFonts w:ascii="Times New Roman" w:hAnsi="Times New Roman" w:cs="Times New Roman"/>
+        </w:rPr>
+        <w:t>En c=10000 tarda exactamente 2,348 segundos</w:t>
+      </w:r>
+      <w:r>
+        <w:rPr>
+          <w:rFonts w:ascii="Times New Roman" w:hAnsi="Times New Roman" w:cs="Times New Roman"/>
+        </w:rPr>
+        <w:br w:type="page"/>
+      </w:r>
+    </w:p>
+    <w:p>
+      <w:pPr>
         <w:rPr>
           <w:rFonts w:ascii="Times New Roman" w:hAnsi="Times New Roman" w:cs="Times New Roman"/>
           <w:sz w:val="36"/>
           <w:szCs w:val="36"/>
         </w:rPr>
+      </w:pPr>
+      <w:bookmarkStart w:id="1" w:name="Comparación"/>
+      <w:r>
+        <w:rPr>
+          <w:rFonts w:ascii="Times New Roman" w:hAnsi="Times New Roman" w:cs="Times New Roman"/>
+          <w:sz w:val="36"/>
+          <w:szCs w:val="36"/>
+        </w:rPr>
         <w:lastRenderedPageBreak/>
         <w:t>Comparación de Euler con Euler-Cromer</w:t>
       </w:r>
@@ -873,6 +908,7 @@
       <w:r>
         <w:rPr>
           <w:rFonts w:ascii="Times New Roman" w:hAnsi="Times New Roman" w:cs="Times New Roman"/>
+          <w:noProof/>
           <w:sz w:val="36"/>
           <w:szCs w:val="36"/>
         </w:rPr>
@@ -892,7 +928,7 @@
                     <pic:cNvPicPr/>
                   </pic:nvPicPr>
                   <pic:blipFill>
-                    <a:blip r:embed="rId11"/>
+                    <a:blip r:embed="rId12"/>
                     <a:stretch>
                       <a:fillRect/>
                     </a:stretch>
@@ -1058,23 +1094,7 @@
           <w:b/>
           <w:bCs/>
         </w:rPr>
-        <w:t>Explica el origen físico de cada término de la ecuación del movimiento. ¿En qué unidades se</w:t>
-      </w:r>
-      <w:r>
-        <w:rPr>
-          <w:rFonts w:ascii="Times New Roman" w:hAnsi="Times New Roman" w:cs="Times New Roman"/>
-          <w:b/>
-          <w:bCs/>
-        </w:rPr>
-        <w:t xml:space="preserve"> </w:t>
-      </w:r>
-      <w:r>
-        <w:rPr>
-          <w:rFonts w:ascii="Times New Roman" w:hAnsi="Times New Roman" w:cs="Times New Roman"/>
-          <w:b/>
-          <w:bCs/>
-        </w:rPr>
-        <w:t>mide c?</w:t>
+        <w:t>Explica el origen físico de cada término de la ecuación del movimiento. ¿En qué unidades se mide c?</w:t>
       </w:r>
     </w:p>
     <w:p>
@@ -1234,23 +1254,7 @@
           <w:b/>
           <w:bCs/>
         </w:rPr>
-        <w:t>¿Qué línea de tu código implementa cada una de las dos ecuaciones de primer orden? ¿Qué</w:t>
-      </w:r>
-      <w:r>
-        <w:rPr>
-          <w:rFonts w:ascii="Times New Roman" w:hAnsi="Times New Roman" w:cs="Times New Roman"/>
-          <w:b/>
-          <w:bCs/>
-        </w:rPr>
-        <w:t xml:space="preserve"> </w:t>
-      </w:r>
-      <w:r>
-        <w:rPr>
-          <w:rFonts w:ascii="Times New Roman" w:hAnsi="Times New Roman" w:cs="Times New Roman"/>
-          <w:b/>
-          <w:bCs/>
-        </w:rPr>
-        <w:t>has cambiado en cada una respecto al programa original?</w:t>
+        <w:t>¿Qué línea de tu código implementa cada una de las dos ecuaciones de primer orden? ¿Qué has cambiado en cada una respecto al programa original?</w:t>
       </w:r>
     </w:p>
     <w:p>
@@ -1337,39 +1341,7 @@
           <w:b/>
           <w:bCs/>
         </w:rPr>
-        <w:t>k m) para estos datos. ¿Qué</w:t>
-      </w:r>
-      <w:r>
-        <w:rPr>
-          <w:rFonts w:ascii="Times New Roman" w:hAnsi="Times New Roman" w:cs="Times New Roman"/>
-          <w:b/>
-          <w:bCs/>
-        </w:rPr>
-        <w:t xml:space="preserve"> </w:t>
-      </w:r>
-      <w:r>
-        <w:rPr>
-          <w:rFonts w:ascii="Times New Roman" w:hAnsi="Times New Roman" w:cs="Times New Roman"/>
-          <w:b/>
-          <w:bCs/>
-        </w:rPr>
-        <w:t>régimen corresponde a cada uno de los valores de c que has simulado y cómo se distingue en</w:t>
-      </w:r>
-      <w:r>
-        <w:rPr>
-          <w:rFonts w:ascii="Times New Roman" w:hAnsi="Times New Roman" w:cs="Times New Roman"/>
-          <w:b/>
-          <w:bCs/>
-        </w:rPr>
-        <w:t xml:space="preserve"> </w:t>
-      </w:r>
-      <w:r>
-        <w:rPr>
-          <w:rFonts w:ascii="Times New Roman" w:hAnsi="Times New Roman" w:cs="Times New Roman"/>
-          <w:b/>
-          <w:bCs/>
-        </w:rPr>
-        <w:t>la gráfica?</w:t>
+        <w:t>k m) para estos datos. ¿Qué régimen corresponde a cada uno de los valores de c que has simulado y cómo se distingue en la gráfica?</w:t>
       </w:r>
     </w:p>
     <w:p>
@@ -1394,24 +1366,24 @@
         <w:rPr>
           <w:rFonts w:ascii="Times New Roman" w:hAnsi="Times New Roman" w:cs="Times New Roman"/>
         </w:rPr>
-        <w:t>cc</w:t>
+        <w:t>C</w:t>
+      </w:r>
+      <w:r>
+        <w:rPr>
+          <w:rFonts w:ascii="Times New Roman" w:hAnsi="Times New Roman" w:cs="Times New Roman"/>
+        </w:rPr>
+        <w:t>c</w:t>
       </w:r>
       <w:proofErr w:type="spellEnd"/>
       <w:r>
         <w:rPr>
           <w:rFonts w:ascii="Times New Roman" w:hAnsi="Times New Roman" w:cs="Times New Roman"/>
         </w:rPr>
-        <w:t xml:space="preserve">=2√km=5000 </w:t>
+        <w:t>=2√km=5000 N</w:t>
       </w:r>
       <w:proofErr w:type="spellStart"/>
       <w:r>
         <w:rPr>
-          <w:rFonts w:ascii="Times New Roman" w:hAnsi="Times New Roman" w:cs="Times New Roman"/>
-        </w:rPr>
-        <w:t>N</w:t>
-      </w:r>
-      <w:r>
-        <w:rPr>
           <w:rFonts w:ascii="Cambria Math" w:hAnsi="Cambria Math" w:cs="Cambria Math"/>
         </w:rPr>
         <w:t>⋅</w:t>
@@ -1443,94 +1415,50 @@
         <w:pStyle w:val="Prrafodelista"/>
         <w:rPr>
           <w:rFonts w:ascii="Times New Roman" w:hAnsi="Times New Roman" w:cs="Times New Roman"/>
-        </w:rPr>
-      </w:pPr>
-      <w:r>
-        <w:rPr>
-          <w:rFonts w:ascii="Times New Roman" w:hAnsi="Times New Roman" w:cs="Times New Roman"/>
-        </w:rPr>
-        <w:t>c=0: sin amortiguamiento; oscilación de amplitud constante.</w:t>
-      </w:r>
-    </w:p>
-    <w:p>
-      <w:pPr>
-        <w:pStyle w:val="Prrafodelista"/>
-        <w:rPr>
-          <w:rFonts w:ascii="Times New Roman" w:hAnsi="Times New Roman" w:cs="Times New Roman"/>
-        </w:rPr>
-      </w:pPr>
-      <w:r>
-        <w:rPr>
-          <w:rFonts w:ascii="Times New Roman" w:hAnsi="Times New Roman" w:cs="Times New Roman"/>
-        </w:rPr>
-        <w:t xml:space="preserve">c=1000y c=2500: </w:t>
-      </w:r>
-      <w:proofErr w:type="spellStart"/>
-      <w:r>
-        <w:rPr>
-          <w:rFonts w:ascii="Times New Roman" w:hAnsi="Times New Roman" w:cs="Times New Roman"/>
-        </w:rPr>
-        <w:t>subamortiguado</w:t>
-      </w:r>
-      <w:proofErr w:type="spellEnd"/>
-      <w:r>
-        <w:rPr>
-          <w:rFonts w:ascii="Times New Roman" w:hAnsi="Times New Roman" w:cs="Times New Roman"/>
-        </w:rPr>
-        <w:t>; oscilaciones de amplitud decreciente.</w:t>
-      </w:r>
-    </w:p>
-    <w:p>
-      <w:pPr>
-        <w:pStyle w:val="Prrafodelista"/>
-        <w:rPr>
-          <w:rFonts w:ascii="Times New Roman" w:hAnsi="Times New Roman" w:cs="Times New Roman"/>
-        </w:rPr>
-      </w:pPr>
-      <w:r>
-        <w:rPr>
-          <w:rFonts w:ascii="Times New Roman" w:hAnsi="Times New Roman" w:cs="Times New Roman"/>
-        </w:rPr>
-        <w:t>c=5000: crítico; retorno al equilibrio sin oscilaciones.</w:t>
-      </w:r>
-    </w:p>
-    <w:p>
-      <w:pPr>
-        <w:pStyle w:val="Prrafodelista"/>
-        <w:rPr>
-          <w:rFonts w:ascii="Times New Roman" w:hAnsi="Times New Roman" w:cs="Times New Roman"/>
-        </w:rPr>
-      </w:pPr>
-      <w:r>
-        <w:rPr>
-          <w:rFonts w:ascii="Times New Roman" w:hAnsi="Times New Roman" w:cs="Times New Roman"/>
-        </w:rPr>
-        <w:t xml:space="preserve">c=10000: </w:t>
-      </w:r>
-      <w:proofErr w:type="spellStart"/>
-      <w:r>
-        <w:rPr>
-          <w:rFonts w:ascii="Times New Roman" w:hAnsi="Times New Roman" w:cs="Times New Roman"/>
-        </w:rPr>
-        <w:t>sobreamortiguado</w:t>
-      </w:r>
-      <w:proofErr w:type="spellEnd"/>
-      <w:r>
-        <w:rPr>
-          <w:rFonts w:ascii="Times New Roman" w:hAnsi="Times New Roman" w:cs="Times New Roman"/>
-        </w:rPr>
-        <w:t>; retorno sin oscilaciones, más lento que el crítico.</w:t>
-      </w:r>
-    </w:p>
-    <w:p>
-      <w:pPr>
-        <w:pStyle w:val="Prrafodelista"/>
-        <w:rPr>
-          <w:rFonts w:ascii="Times New Roman" w:hAnsi="Times New Roman" w:cs="Times New Roman"/>
-          <w:b/>
-          <w:bCs/>
-        </w:rPr>
-      </w:pPr>
+          <w:b/>
+          <w:bCs/>
+        </w:rPr>
+      </w:pPr>
+      <w:r>
+        <w:rPr>
+          <w:noProof/>
+        </w:rPr>
+        <w:drawing>
+          <wp:inline distT="0" distB="0" distL="0" distR="0" wp14:anchorId="00243127" wp14:editId="690538B9">
+            <wp:extent cx="5400040" cy="904875"/>
+            <wp:effectExtent l="0" t="0" r="0" b="9525"/>
+            <wp:docPr id="313584579" name="Imagen 1"/>
+            <wp:cNvGraphicFramePr>
+              <a:graphicFrameLocks xmlns:a="http://schemas.openxmlformats.org/drawingml/2006/main" noChangeAspect="1"/>
+            </wp:cNvGraphicFramePr>
+            <a:graphic xmlns:a="http://schemas.openxmlformats.org/drawingml/2006/main">
+              <a:graphicData uri="http://schemas.openxmlformats.org/drawingml/2006/picture">
+                <pic:pic xmlns:pic="http://schemas.openxmlformats.org/drawingml/2006/picture">
+                  <pic:nvPicPr>
+                    <pic:cNvPr id="313584579" name=""/>
+                    <pic:cNvPicPr/>
+                  </pic:nvPicPr>
+                  <pic:blipFill>
+                    <a:blip r:embed="rId13"/>
+                    <a:stretch>
+                      <a:fillRect/>
+                    </a:stretch>
+                  </pic:blipFill>
+                  <pic:spPr>
+                    <a:xfrm>
+                      <a:off x="0" y="0"/>
+                      <a:ext cx="5400040" cy="904875"/>
+                    </a:xfrm>
+                    <a:prstGeom prst="rect">
+                      <a:avLst/>
+                    </a:prstGeom>
+                  </pic:spPr>
+                </pic:pic>
+              </a:graphicData>
+            </a:graphic>
+          </wp:inline>
+        </w:drawing>
+      </w:r>
     </w:p>
     <w:p>
       <w:pPr>
@@ -1551,23 +1479,7 @@
           <w:b/>
           <w:bCs/>
         </w:rPr>
-        <w:t>¿Con qué valor de c vuelve antes la carrocería al reposo? ¿Es el que elegirías para un coche?</w:t>
-      </w:r>
-      <w:r>
-        <w:rPr>
-          <w:rFonts w:ascii="Times New Roman" w:hAnsi="Times New Roman" w:cs="Times New Roman"/>
-          <w:b/>
-          <w:bCs/>
-        </w:rPr>
-        <w:t xml:space="preserve"> </w:t>
-      </w:r>
-      <w:r>
-        <w:rPr>
-          <w:rFonts w:ascii="Times New Roman" w:hAnsi="Times New Roman" w:cs="Times New Roman"/>
-          <w:b/>
-          <w:bCs/>
-        </w:rPr>
-        <w:t>Razona tu respuesta pensando en la comodidad de los pasajeros.</w:t>
+        <w:t>¿Con qué valor de c vuelve antes la carrocería al reposo? ¿Es el que elegirías para un coche? Razona tu respuesta pensando en la comodidad de los pasajeros.</w:t>
       </w:r>
     </w:p>
     <w:p>
@@ -1643,23 +1555,7 @@
           <w:b/>
           <w:bCs/>
         </w:rPr>
-        <w:t>Con c &gt; 0, la energía disminuye. ¿Adónde va? Escribe la potencia que disipa el</w:t>
-      </w:r>
-      <w:r>
-        <w:rPr>
-          <w:rFonts w:ascii="Times New Roman" w:hAnsi="Times New Roman" w:cs="Times New Roman"/>
-          <w:b/>
-          <w:bCs/>
-        </w:rPr>
-        <w:t xml:space="preserve"> </w:t>
-      </w:r>
-      <w:r>
-        <w:rPr>
-          <w:rFonts w:ascii="Times New Roman" w:hAnsi="Times New Roman" w:cs="Times New Roman"/>
-          <w:b/>
-          <w:bCs/>
-        </w:rPr>
-        <w:t>amortiguador</w:t>
+        <w:t>Con c &gt; 0, la energía disminuye. ¿Adónde va? Escribe la potencia que disipa el amortiguador</w:t>
       </w:r>
     </w:p>
     <w:p>
@@ -1750,23 +1646,7 @@
           <w:b/>
           <w:bCs/>
         </w:rPr>
-        <w:t>¿Por qué no sirve el paso de tiempo del programa original (20 s y 100 intervalos) para este</w:t>
-      </w:r>
-      <w:r>
-        <w:rPr>
-          <w:rFonts w:ascii="Times New Roman" w:hAnsi="Times New Roman" w:cs="Times New Roman"/>
-          <w:b/>
-          <w:bCs/>
-        </w:rPr>
-        <w:t xml:space="preserve"> </w:t>
-      </w:r>
-      <w:r>
-        <w:rPr>
-          <w:rFonts w:ascii="Times New Roman" w:hAnsi="Times New Roman" w:cs="Times New Roman"/>
-          <w:b/>
-          <w:bCs/>
-        </w:rPr>
-        <w:t>problema?</w:t>
+        <w:t>¿Por qué no sirve el paso de tiempo del programa original (20 s y 100 intervalos) para este problema?</w:t>
       </w:r>
     </w:p>
     <w:p>
@@ -1840,23 +1720,7 @@
           <w:b/>
           <w:bCs/>
         </w:rPr>
-        <w:t xml:space="preserve"> = 0,1 s), la simulación es estable con c = 0, pero diverge con c =</w:t>
-      </w:r>
-      <w:r>
-        <w:rPr>
-          <w:rFonts w:ascii="Times New Roman" w:hAnsi="Times New Roman" w:cs="Times New Roman"/>
-          <w:b/>
-          <w:bCs/>
-        </w:rPr>
-        <w:t xml:space="preserve"> </w:t>
-      </w:r>
-      <w:r>
-        <w:rPr>
-          <w:rFonts w:ascii="Times New Roman" w:hAnsi="Times New Roman" w:cs="Times New Roman"/>
-          <w:b/>
-          <w:bCs/>
-        </w:rPr>
-        <w:t>10 000. ¿Por qué el amortiguador empeora la estabilidad del método?</w:t>
+        <w:t xml:space="preserve"> = 0,1 s), la simulación es estable con c = 0, pero diverge con c = 10 000. ¿Por qué el amortiguador empeora la estabilidad del método?</w:t>
       </w:r>
     </w:p>
     <w:p>
@@ -1925,23 +1789,7 @@
           <w:b/>
           <w:bCs/>
         </w:rPr>
-        <w:t xml:space="preserve"> no se calculan o</w:t>
-      </w:r>
-      <w:r>
-        <w:rPr>
-          <w:rFonts w:ascii="Times New Roman" w:hAnsi="Times New Roman" w:cs="Times New Roman"/>
-          <w:b/>
-          <w:bCs/>
-        </w:rPr>
-        <w:t xml:space="preserve"> </w:t>
-      </w:r>
-      <w:r>
-        <w:rPr>
-          <w:rFonts w:ascii="Times New Roman" w:hAnsi="Times New Roman" w:cs="Times New Roman"/>
-          <w:b/>
-          <w:bCs/>
-        </w:rPr>
-        <w:t>no se imprimen nunca? ¿Afecta a los resultados?</w:t>
+        <w:t xml:space="preserve"> no se calculan o no se imprimen nunca? ¿Afecta a los resultados?</w:t>
       </w:r>
     </w:p>
     <w:p>
@@ -2017,23 +1865,7 @@
           <w:b/>
           <w:bCs/>
         </w:rPr>
-        <w:t>Si el coche va cargado y m pasa a 500 kg, ¿cómo cambian el periodo y el régimen de</w:t>
-      </w:r>
-      <w:r>
-        <w:rPr>
-          <w:rFonts w:ascii="Times New Roman" w:hAnsi="Times New Roman" w:cs="Times New Roman"/>
-          <w:b/>
-          <w:bCs/>
-        </w:rPr>
-        <w:t xml:space="preserve"> </w:t>
-      </w:r>
-      <w:r>
-        <w:rPr>
-          <w:rFonts w:ascii="Times New Roman" w:hAnsi="Times New Roman" w:cs="Times New Roman"/>
-          <w:b/>
-          <w:bCs/>
-        </w:rPr>
-        <w:t>amortiguamiento para el mismo c?</w:t>
+        <w:t>Si el coche va cargado y m pasa a 500 kg, ¿cómo cambian el periodo y el régimen de amortiguamiento para el mismo c?</w:t>
       </w:r>
     </w:p>
     <w:p>
@@ -2237,7 +2069,7 @@
       </w:r>
     </w:p>
     <w:sectPr>
-      <w:footerReference w:type="default" r:id="rId12"/>
+      <w:footerReference w:type="default" r:id="rId14"/>
       <w:pgSz w:w="11906" w:h="16838"/>
       <w:pgMar w:top="1417" w:right="1701" w:bottom="1417" w:left="1701" w:header="708" w:footer="708" w:gutter="0"/>
       <w:pgNumType w:start="1"/>
@@ -2283,6 +2115,7 @@
         <w:docPartUnique/>
       </w:docPartObj>
     </w:sdtPr>
+    <w:sdtEndPr/>
     <w:sdtContent>
       <w:p>
         <w:pPr>
@@ -3728,6 +3561,7 @@
   <w:style w:type="character" w:default="1" w:styleId="Fuentedeprrafopredeter">
     <w:name w:val="Default Paragraph Font"/>
     <w:uiPriority w:val="1"/>
+    <w:semiHidden/>
     <w:unhideWhenUsed/>
   </w:style>
   <w:style w:type="table" w:default="1" w:styleId="Tablanormal">
